--- a/Angular/basics.docx
+++ b/Angular/basics.docx
@@ -1,6 +1,6 @@
 
 <file path=word/document.xml><?xml version="1.0" encoding="utf-8"?>
-<w:document xmlns:wpc="http://schemas.microsoft.com/office/word/2010/wordprocessingCanvas" xmlns:cx="http://schemas.microsoft.com/office/drawing/2014/chartex" xmlns:cx1="http://schemas.microsoft.com/office/drawing/2015/9/8/chartex" xmlns:cx2="http://schemas.microsoft.com/office/drawing/2015/10/21/chartex" xmlns:cx3="http://schemas.microsoft.com/office/drawing/2016/5/9/chartex" xmlns:cx4="http://schemas.microsoft.com/office/drawing/2016/5/10/chartex" xmlns:cx5="http://schemas.microsoft.com/office/drawing/2016/5/11/chartex" xmlns:cx6="http://schemas.microsoft.com/office/drawing/2016/5/12/chartex" xmlns:cx7="http://schemas.microsoft.com/office/drawing/2016/5/13/chartex" xmlns:cx8="http://schemas.microsoft.com/office/drawing/2016/5/14/chartex" xmlns:mc="http://schemas.openxmlformats.org/markup-compatibility/2006" xmlns:aink="http://schemas.microsoft.com/office/drawing/2016/ink" xmlns:am3d="http://schemas.microsoft.com/office/drawing/2017/model3d" xmlns:o="urn:schemas-microsoft-com:office:office" xmlns:oel="http://schemas.microsoft.com/office/2019/extlst" xmlns:r="http://schemas.openxmlformats.org/officeDocument/2006/relationships" xmlns:m="http://schemas.openxmlformats.org/officeDocument/2006/math" xmlns:v="urn:schemas-microsoft-com:vml" xmlns:wp14="http://schemas.microsoft.com/office/word/2010/wordprocessingDrawing" xmlns:wp="http://schemas.openxmlformats.org/drawingml/2006/wordprocessingDrawing" xmlns:w10="urn:schemas-microsoft-com:office:word" xmlns:w="http://schemas.openxmlformats.org/wordprocessingml/2006/main" xmlns:w14="http://schemas.microsoft.com/office/word/2010/wordml" xmlns:w15="http://schemas.microsoft.com/office/word/2012/wordml" xmlns:w16cex="http://schemas.microsoft.com/office/word/2018/wordml/cex" xmlns:w16cid="http://schemas.microsoft.com/office/word/2016/wordml/cid" xmlns:w16="http://schemas.microsoft.com/office/word/2018/wordml" xmlns:w16sdtdh="http://schemas.microsoft.com/office/word/2020/wordml/sdtdatahash" xmlns:w16se="http://schemas.microsoft.com/office/word/2015/wordml/symex" xmlns:wpg="http://schemas.microsoft.com/office/word/2010/wordprocessingGroup" xmlns:wpi="http://schemas.microsoft.com/office/word/2010/wordprocessingInk" xmlns:wne="http://schemas.microsoft.com/office/word/2006/wordml" xmlns:wps="http://schemas.microsoft.com/office/word/2010/wordprocessingShape" mc:Ignorable="w14 w15 w16se w16cid w16 w16cex w16sdtdh wp14">
+<w:document xmlns:wpc="http://schemas.microsoft.com/office/word/2010/wordprocessingCanvas" xmlns:cx="http://schemas.microsoft.com/office/drawing/2014/chartex" xmlns:cx1="http://schemas.microsoft.com/office/drawing/2015/9/8/chartex" xmlns:cx2="http://schemas.microsoft.com/office/drawing/2015/10/21/chartex" xmlns:cx3="http://schemas.microsoft.com/office/drawing/2016/5/9/chartex" xmlns:cx4="http://schemas.microsoft.com/office/drawing/2016/5/10/chartex" xmlns:cx5="http://schemas.microsoft.com/office/drawing/2016/5/11/chartex" xmlns:cx6="http://schemas.microsoft.com/office/drawing/2016/5/12/chartex" xmlns:cx7="http://schemas.microsoft.com/office/drawing/2016/5/13/chartex" xmlns:cx8="http://schemas.microsoft.com/office/drawing/2016/5/14/chartex" xmlns:mc="http://schemas.openxmlformats.org/markup-compatibility/2006" xmlns:aink="http://schemas.microsoft.com/office/drawing/2016/ink" xmlns:am3d="http://schemas.microsoft.com/office/drawing/2017/model3d" xmlns:o="urn:schemas-microsoft-com:office:office" xmlns:oel="http://schemas.microsoft.com/office/2019/extlst" xmlns:r="http://schemas.openxmlformats.org/officeDocument/2006/relationships" xmlns:m="http://schemas.openxmlformats.org/officeDocument/2006/math" xmlns:v="urn:schemas-microsoft-com:vml" xmlns:wp14="http://schemas.microsoft.com/office/word/2010/wordprocessingDrawing" xmlns:wp="http://schemas.openxmlformats.org/drawingml/2006/wordprocessingDrawing" xmlns:w10="urn:schemas-microsoft-com:office:word" xmlns:w="http://schemas.openxmlformats.org/wordprocessingml/2006/main" xmlns:w14="http://schemas.microsoft.com/office/word/2010/wordml" xmlns:w15="http://schemas.microsoft.com/office/word/2012/wordml" xmlns:w16cex="http://schemas.microsoft.com/office/word/2018/wordml/cex" xmlns:w16cid="http://schemas.microsoft.com/office/word/2016/wordml/cid" xmlns:w16="http://schemas.microsoft.com/office/word/2018/wordml" xmlns:w16du="http://schemas.microsoft.com/office/word/2023/wordml/word16du" xmlns:w16sdtdh="http://schemas.microsoft.com/office/word/2020/wordml/sdtdatahash" xmlns:w16sdtfl="http://schemas.microsoft.com/office/word/2024/wordml/sdtformatlock" xmlns:w16se="http://schemas.microsoft.com/office/word/2015/wordml/symex" xmlns:wpg="http://schemas.microsoft.com/office/word/2010/wordprocessingGroup" xmlns:wpi="http://schemas.microsoft.com/office/word/2010/wordprocessingInk" xmlns:wne="http://schemas.microsoft.com/office/word/2006/wordml" xmlns:wps="http://schemas.microsoft.com/office/word/2010/wordprocessingShape" mc:Ignorable="w14 w15 w16se w16cid w16 w16cex w16sdtdh w16sdtfl w16du wp14">
   <w:body>
     <w:p>
       <w:pPr>
@@ -32,12 +32,33 @@
     </w:p>
     <w:p>
       <w:r>
-        <w:t>However in a single-page application,a web application is composed of a single page and based on the user actions the application page is updated so it normally performs a partial update instead of a full page load.</w:t>
-      </w:r>
-    </w:p>
-    <w:p>
-      <w:r>
-        <w:t>i.e parts of the view get refreshed asychronously without having to reload the entire page.</w:t>
+        <w:t xml:space="preserve">However in a single-page </w:t>
+      </w:r>
+      <w:proofErr w:type="spellStart"/>
+      <w:r>
+        <w:t>application,a</w:t>
+      </w:r>
+      <w:proofErr w:type="spellEnd"/>
+      <w:r>
+        <w:t xml:space="preserve"> web application is composed of a single page and based on the user actions the application page is updated so it normally performs a partial update instead of a full page load.</w:t>
+      </w:r>
+    </w:p>
+    <w:p>
+      <w:proofErr w:type="spellStart"/>
+      <w:r>
+        <w:t>i.e</w:t>
+      </w:r>
+      <w:proofErr w:type="spellEnd"/>
+      <w:r>
+        <w:t xml:space="preserve"> parts of the view get refreshed </w:t>
+      </w:r>
+      <w:proofErr w:type="spellStart"/>
+      <w:r>
+        <w:t>asychronously</w:t>
+      </w:r>
+      <w:proofErr w:type="spellEnd"/>
+      <w:r>
+        <w:t xml:space="preserve"> without having to reload the entire page.</w:t>
       </w:r>
     </w:p>
     <w:p/>
@@ -168,13 +189,50 @@
         <w:t>W</w:t>
       </w:r>
       <w:r>
-        <w:t>eb browsers do not understand TypeScript natively, they can only understand JavaScript, so we somehow need to convert our TypeScript code over to JavaScript code. And this is known as transpiling.</w:t>
-      </w:r>
-    </w:p>
-    <w:p/>
-    <w:p>
-      <w:r>
-        <w:t xml:space="preserve">tsc mydemo.ts --&gt; will convert mydemo to mydemo.js to run the javascript file node mydemo.js </w:t>
+        <w:t xml:space="preserve">eb browsers do not understand TypeScript natively, they can only understand JavaScript, so we somehow need to convert our TypeScript code over to JavaScript code. And this is known as </w:t>
+      </w:r>
+      <w:proofErr w:type="spellStart"/>
+      <w:r>
+        <w:t>transpiling</w:t>
+      </w:r>
+      <w:proofErr w:type="spellEnd"/>
+      <w:r>
+        <w:t>.</w:t>
+      </w:r>
+    </w:p>
+    <w:p/>
+    <w:p>
+      <w:proofErr w:type="spellStart"/>
+      <w:r>
+        <w:t>tsc</w:t>
+      </w:r>
+      <w:proofErr w:type="spellEnd"/>
+      <w:r>
+        <w:t xml:space="preserve"> </w:t>
+      </w:r>
+      <w:proofErr w:type="spellStart"/>
+      <w:r>
+        <w:t>mydemo.ts</w:t>
+      </w:r>
+      <w:proofErr w:type="spellEnd"/>
+      <w:r>
+        <w:t xml:space="preserve"> --&gt; will convert </w:t>
+      </w:r>
+      <w:proofErr w:type="spellStart"/>
+      <w:r>
+        <w:t>mydemo</w:t>
+      </w:r>
+      <w:proofErr w:type="spellEnd"/>
+      <w:r>
+        <w:t xml:space="preserve"> to mydemo.js to run the </w:t>
+      </w:r>
+      <w:proofErr w:type="spellStart"/>
+      <w:r>
+        <w:t>javascript</w:t>
+      </w:r>
+      <w:proofErr w:type="spellEnd"/>
+      <w:r>
+        <w:t xml:space="preserve"> file node mydemo.js </w:t>
       </w:r>
     </w:p>
     <w:p/>
@@ -186,13 +244,50 @@
         <w:t xml:space="preserve"> </w:t>
       </w:r>
       <w:r>
-        <w:t>declarations, as opposed to the traditional JavaScript var keyword.The JavaScript var keyword had a number of gotchas and pitfalls, such as scoping issues, capturing, shadowing, and so on.</w:t>
-      </w:r>
-    </w:p>
-    <w:p/>
-    <w:p>
-      <w:r>
-        <w:t>tsc --init will generate a new tsconfig.json file , where we can configure the workspace ts files</w:t>
+        <w:t xml:space="preserve">declarations, as opposed to the traditional JavaScript var </w:t>
+      </w:r>
+      <w:proofErr w:type="spellStart"/>
+      <w:r>
+        <w:t>keyword.The</w:t>
+      </w:r>
+      <w:proofErr w:type="spellEnd"/>
+      <w:r>
+        <w:t xml:space="preserve"> JavaScript var keyword had a number of gotchas and pitfalls, such as scoping issues, capturing, shadowing, and so on.</w:t>
+      </w:r>
+    </w:p>
+    <w:p/>
+    <w:p>
+      <w:proofErr w:type="spellStart"/>
+      <w:r>
+        <w:t>tsc</w:t>
+      </w:r>
+      <w:proofErr w:type="spellEnd"/>
+      <w:r>
+        <w:t xml:space="preserve"> --</w:t>
+      </w:r>
+      <w:proofErr w:type="spellStart"/>
+      <w:r>
+        <w:t>init</w:t>
+      </w:r>
+      <w:proofErr w:type="spellEnd"/>
+      <w:r>
+        <w:t xml:space="preserve"> will generate a new </w:t>
+      </w:r>
+      <w:proofErr w:type="spellStart"/>
+      <w:r>
+        <w:t>tsconfig.json</w:t>
+      </w:r>
+      <w:proofErr w:type="spellEnd"/>
+      <w:r>
+        <w:t xml:space="preserve"> file , where we can configure the workspace </w:t>
+      </w:r>
+      <w:proofErr w:type="spellStart"/>
+      <w:r>
+        <w:t>ts</w:t>
+      </w:r>
+      <w:proofErr w:type="spellEnd"/>
+      <w:r>
+        <w:t xml:space="preserve"> files</w:t>
       </w:r>
       <w:r>
         <w:t>.</w:t>
@@ -206,8 +301,13 @@
       </w:pPr>
       <w:r>
         <w:lastRenderedPageBreak/>
-        <w:t>Angular Architechture</w:t>
-      </w:r>
+        <w:t xml:space="preserve">Angular </w:t>
+      </w:r>
+      <w:proofErr w:type="spellStart"/>
+      <w:r>
+        <w:t>Architechture</w:t>
+      </w:r>
+      <w:proofErr w:type="spellEnd"/>
     </w:p>
     <w:p/>
     <w:p>
@@ -237,11 +337,20 @@
     <w:p/>
     <w:p>
       <w:r>
-        <w:t xml:space="preserve">Every angular application has atleast one module which is the root module </w:t>
+        <w:t xml:space="preserve">Every angular application has </w:t>
+      </w:r>
+      <w:proofErr w:type="spellStart"/>
+      <w:r>
+        <w:t>atleast</w:t>
+      </w:r>
+      <w:proofErr w:type="spellEnd"/>
+      <w:r>
+        <w:t xml:space="preserve"> one module which is the root module </w:t>
       </w:r>
       <w:r>
         <w:t xml:space="preserve">- </w:t>
       </w:r>
+      <w:proofErr w:type="spellStart"/>
       <w:r>
         <w:rPr>
           <w:b/>
@@ -263,6 +372,7 @@
         </w:rPr>
         <w:t>dule</w:t>
       </w:r>
+      <w:proofErr w:type="spellEnd"/>
     </w:p>
     <w:p/>
     <w:p>
@@ -286,7 +396,7 @@
                     <pic:cNvPicPr/>
                   </pic:nvPicPr>
                   <pic:blipFill>
-                    <a:blip r:embed="rId5"/>
+                    <a:blip r:embed="rId7"/>
                     <a:stretch>
                       <a:fillRect/>
                     </a:stretch>
@@ -335,7 +445,13 @@
     </w:p>
     <w:p>
       <w:r>
-        <w:t>A component controlls a portion of the view on the browser.</w:t>
+        <w:t xml:space="preserve">A component </w:t>
+      </w:r>
+      <w:r>
+        <w:t>controls</w:t>
+      </w:r>
+      <w:r>
+        <w:t xml:space="preserve"> a portion of the view on the browser.</w:t>
       </w:r>
       <w:r>
         <w:t xml:space="preserve"> (for ex</w:t>
@@ -362,7 +478,13 @@
         </w:rPr>
       </w:pPr>
       <w:r>
-        <w:t xml:space="preserve">Every angular application has atleast one component which is the root component </w:t>
+        <w:t xml:space="preserve">Every angular application has </w:t>
+      </w:r>
+      <w:r>
+        <w:t>at least</w:t>
+      </w:r>
+      <w:r>
+        <w:t xml:space="preserve"> one component which is the root component </w:t>
       </w:r>
       <w:r>
         <w:t>–</w:t>
@@ -370,6 +492,7 @@
       <w:r>
         <w:t xml:space="preserve"> </w:t>
       </w:r>
+      <w:proofErr w:type="spellStart"/>
       <w:r>
         <w:rPr>
           <w:b/>
@@ -384,6 +507,7 @@
         </w:rPr>
         <w:t>Component</w:t>
       </w:r>
+      <w:proofErr w:type="spellEnd"/>
     </w:p>
     <w:p>
       <w:pPr>
@@ -397,6 +521,7 @@
       <w:r>
         <w:t xml:space="preserve">All other components will be nested under this </w:t>
       </w:r>
+      <w:proofErr w:type="spellStart"/>
       <w:r>
         <w:rPr>
           <w:b/>
@@ -409,7 +534,15 @@
           <w:b/>
           <w:bCs/>
         </w:rPr>
-        <w:t>Component.</w:t>
+        <w:t>Component</w:t>
+      </w:r>
+      <w:proofErr w:type="spellEnd"/>
+      <w:r>
+        <w:rPr>
+          <w:b/>
+          <w:bCs/>
+        </w:rPr>
+        <w:t>.</w:t>
       </w:r>
     </w:p>
     <w:p/>
@@ -434,7 +567,7 @@
                     <pic:cNvPicPr/>
                   </pic:nvPicPr>
                   <pic:blipFill>
-                    <a:blip r:embed="rId6"/>
+                    <a:blip r:embed="rId8"/>
                     <a:stretch>
                       <a:fillRect/>
                     </a:stretch>
@@ -512,7 +645,7 @@
                     <pic:cNvPicPr/>
                   </pic:nvPicPr>
                   <pic:blipFill>
-                    <a:blip r:embed="rId7"/>
+                    <a:blip r:embed="rId9"/>
                     <a:stretch>
                       <a:fillRect/>
                     </a:stretch>
@@ -548,14 +681,24 @@
       <w:pPr>
         <w:pStyle w:val="Heading2"/>
       </w:pPr>
+      <w:proofErr w:type="spellStart"/>
       <w:r>
         <w:t>angular.json</w:t>
       </w:r>
-    </w:p>
-    <w:p/>
-    <w:p>
-      <w:r>
-        <w:t>The angular.json file is a configuration file that is located at the root level of an Angular workspace</w:t>
+      <w:proofErr w:type="spellEnd"/>
+    </w:p>
+    <w:p/>
+    <w:p>
+      <w:r>
+        <w:t xml:space="preserve">The </w:t>
+      </w:r>
+      <w:proofErr w:type="spellStart"/>
+      <w:r>
+        <w:t>angular.json</w:t>
+      </w:r>
+      <w:proofErr w:type="spellEnd"/>
+      <w:r>
+        <w:t xml:space="preserve"> file is a configuration file that is located at the root level of an Angular workspace</w:t>
       </w:r>
       <w:r>
         <w:t>.</w:t>
@@ -611,7 +754,7 @@
                     <pic:cNvPicPr/>
                   </pic:nvPicPr>
                   <pic:blipFill>
-                    <a:blip r:embed="rId8"/>
+                    <a:blip r:embed="rId10"/>
                     <a:stretch>
                       <a:fillRect/>
                     </a:stretch>
@@ -646,12 +789,14 @@
       <w:r>
         <w:t xml:space="preserve">package. </w:t>
       </w:r>
+      <w:proofErr w:type="spellStart"/>
       <w:r>
         <w:t>j</w:t>
       </w:r>
       <w:r>
         <w:t>son</w:t>
       </w:r>
+      <w:proofErr w:type="spellEnd"/>
     </w:p>
     <w:p>
       <w:r>
@@ -675,7 +820,23 @@
     </w:p>
     <w:p>
       <w:r>
-        <w:t>When you run the npm install command, npm reads the dependencies property and installs all the packages listed there.</w:t>
+        <w:t xml:space="preserve">When you run the </w:t>
+      </w:r>
+      <w:proofErr w:type="spellStart"/>
+      <w:r>
+        <w:t>npm</w:t>
+      </w:r>
+      <w:proofErr w:type="spellEnd"/>
+      <w:r>
+        <w:t xml:space="preserve"> install command, </w:t>
+      </w:r>
+      <w:proofErr w:type="spellStart"/>
+      <w:r>
+        <w:t>npm</w:t>
+      </w:r>
+      <w:proofErr w:type="spellEnd"/>
+      <w:r>
+        <w:t xml:space="preserve"> reads the dependencies property and installs all the packages listed there.</w:t>
       </w:r>
     </w:p>
     <w:p/>
@@ -700,7 +861,7 @@
                     <pic:cNvPicPr/>
                   </pic:nvPicPr>
                   <pic:blipFill>
-                    <a:blip r:embed="rId9"/>
+                    <a:blip r:embed="rId11"/>
                     <a:stretch>
                       <a:fillRect/>
                     </a:stretch>
@@ -725,7 +886,15 @@
     <w:p/>
     <w:p>
       <w:r>
-        <w:t>The scripts property is an object that lists all the scripts that can be run using the npm run command</w:t>
+        <w:t xml:space="preserve">The scripts property is an object that lists all the scripts that can be run using the </w:t>
+      </w:r>
+      <w:proofErr w:type="spellStart"/>
+      <w:r>
+        <w:t>npm</w:t>
+      </w:r>
+      <w:proofErr w:type="spellEnd"/>
+      <w:r>
+        <w:t xml:space="preserve"> run command</w:t>
       </w:r>
       <w:r>
         <w:t>.</w:t>
@@ -753,7 +922,7 @@
                     <pic:cNvPicPr/>
                   </pic:nvPicPr>
                   <pic:blipFill>
-                    <a:blip r:embed="rId10"/>
+                    <a:blip r:embed="rId12"/>
                     <a:stretch>
                       <a:fillRect/>
                     </a:stretch>
@@ -781,12 +950,33 @@
         <w:pStyle w:val="Heading2"/>
       </w:pPr>
       <w:r>
-        <w:t>package-lock.json</w:t>
-      </w:r>
-    </w:p>
-    <w:p>
-      <w:r>
-        <w:t>The package-lock.json file is a lockfile that holds information on the dependencies or packages installed for a Node.js project, including their exact version numbers</w:t>
+        <w:t>package-</w:t>
+      </w:r>
+      <w:proofErr w:type="spellStart"/>
+      <w:r>
+        <w:t>lock.json</w:t>
+      </w:r>
+      <w:proofErr w:type="spellEnd"/>
+    </w:p>
+    <w:p>
+      <w:r>
+        <w:t>The package-</w:t>
+      </w:r>
+      <w:proofErr w:type="spellStart"/>
+      <w:r>
+        <w:t>lock.json</w:t>
+      </w:r>
+      <w:proofErr w:type="spellEnd"/>
+      <w:r>
+        <w:t xml:space="preserve"> file is a </w:t>
+      </w:r>
+      <w:proofErr w:type="spellStart"/>
+      <w:r>
+        <w:t>lockfile</w:t>
+      </w:r>
+      <w:proofErr w:type="spellEnd"/>
+      <w:r>
+        <w:t xml:space="preserve"> that holds information on the dependencies or packages installed for a Node.js project, including their exact version numbers</w:t>
       </w:r>
       <w:r>
         <w:t>.</w:t>
@@ -795,8 +985,29 @@
     <w:p/>
     <w:p>
       <w:r>
-        <w:t>It is automatically generated for any operations where npm modifies either the node_modules tree or package.json</w:t>
-      </w:r>
+        <w:t xml:space="preserve">It is automatically generated for any operations where </w:t>
+      </w:r>
+      <w:proofErr w:type="spellStart"/>
+      <w:r>
+        <w:t>npm</w:t>
+      </w:r>
+      <w:proofErr w:type="spellEnd"/>
+      <w:r>
+        <w:t xml:space="preserve"> modifies either the </w:t>
+      </w:r>
+      <w:proofErr w:type="spellStart"/>
+      <w:r>
+        <w:t>node_modules</w:t>
+      </w:r>
+      <w:proofErr w:type="spellEnd"/>
+      <w:r>
+        <w:t xml:space="preserve"> tree or </w:t>
+      </w:r>
+      <w:proofErr w:type="spellStart"/>
+      <w:r>
+        <w:t>package.json</w:t>
+      </w:r>
+      <w:proofErr w:type="spellEnd"/>
     </w:p>
     <w:p/>
     <w:p>
@@ -829,7 +1040,7 @@
                     <pic:cNvPicPr/>
                   </pic:nvPicPr>
                   <pic:blipFill>
-                    <a:blip r:embed="rId11"/>
+                    <a:blip r:embed="rId13"/>
                     <a:stretch>
                       <a:fillRect/>
                     </a:stretch>
@@ -872,8 +1083,14 @@
       <w:pPr>
         <w:pStyle w:val="Heading2"/>
       </w:pPr>
-      <w:r>
-        <w:t xml:space="preserve">src </w:t>
+      <w:proofErr w:type="spellStart"/>
+      <w:r>
+        <w:lastRenderedPageBreak/>
+        <w:t>src</w:t>
+      </w:r>
+      <w:proofErr w:type="spellEnd"/>
+      <w:r>
+        <w:t xml:space="preserve"> </w:t>
       </w:r>
     </w:p>
     <w:p>
@@ -951,7 +1168,15 @@
         <w:t xml:space="preserve">This </w:t>
       </w:r>
       <w:r>
-        <w:t>folder has configuration so for like dev environment,  test environment, prod environment,similar to profiles in the Spring world.</w:t>
+        <w:t xml:space="preserve">folder has configuration so for like dev environment,  test environment, prod </w:t>
+      </w:r>
+      <w:proofErr w:type="spellStart"/>
+      <w:r>
+        <w:t>environment,similar</w:t>
+      </w:r>
+      <w:proofErr w:type="spellEnd"/>
+      <w:r>
+        <w:t xml:space="preserve"> to profiles in the Spring world.</w:t>
       </w:r>
     </w:p>
     <w:p/>
@@ -976,9 +1201,11 @@
       <w:pPr>
         <w:pStyle w:val="Heading2"/>
       </w:pPr>
+      <w:proofErr w:type="spellStart"/>
       <w:r>
         <w:t>polyfils.ts</w:t>
       </w:r>
+      <w:proofErr w:type="spellEnd"/>
     </w:p>
     <w:p>
       <w:r>
@@ -993,9 +1220,11 @@
       <w:pPr>
         <w:pStyle w:val="Heading2"/>
       </w:pPr>
+      <w:proofErr w:type="spellStart"/>
       <w:r>
         <w:t>test.ts</w:t>
       </w:r>
+      <w:proofErr w:type="spellEnd"/>
     </w:p>
     <w:p>
       <w:r>
@@ -1027,6 +1256,7 @@
         <w:pStyle w:val="Heading1"/>
       </w:pPr>
       <w:r>
+        <w:lastRenderedPageBreak/>
         <w:t>Component</w:t>
       </w:r>
     </w:p>
@@ -1052,7 +1282,7 @@
                     <pic:cNvPicPr/>
                   </pic:nvPicPr>
                   <pic:blipFill>
-                    <a:blip r:embed="rId12"/>
+                    <a:blip r:embed="rId14"/>
                     <a:stretch>
                       <a:fillRect/>
                     </a:stretch>
@@ -1107,13 +1337,21 @@
     </w:p>
     <w:p>
       <w:r>
-        <w:t>This is the code that supports the view</w:t>
+        <w:t xml:space="preserve">This is the code that supports the </w:t>
+      </w:r>
+      <w:proofErr w:type="spellStart"/>
+      <w:r>
+        <w:t>view</w:t>
       </w:r>
       <w:r>
         <w:t>.</w:t>
       </w:r>
       <w:r>
-        <w:t>This is created using TypeScript</w:t>
+        <w:t>This</w:t>
+      </w:r>
+      <w:proofErr w:type="spellEnd"/>
+      <w:r>
+        <w:t xml:space="preserve"> is created using TypeScript</w:t>
       </w:r>
     </w:p>
     <w:p>
@@ -1129,19 +1367,29 @@
       <w:pPr>
         <w:pStyle w:val="Heading2"/>
       </w:pPr>
+      <w:proofErr w:type="spellStart"/>
       <w:r>
         <w:t>MetaData</w:t>
       </w:r>
+      <w:proofErr w:type="spellEnd"/>
     </w:p>
     <w:p>
       <w:r>
         <w:t xml:space="preserve">It is the information that is required to decide </w:t>
       </w:r>
       <w:r>
-        <w:t>that a particular class is a angular component or just a class.</w:t>
-      </w:r>
-      <w:r>
-        <w:t>Metadata is defined using a Decorator.</w:t>
+        <w:t xml:space="preserve">that a particular class is a angular component or just a </w:t>
+      </w:r>
+      <w:proofErr w:type="spellStart"/>
+      <w:r>
+        <w:t>class.</w:t>
+      </w:r>
+      <w:r>
+        <w:t>Metadata</w:t>
+      </w:r>
+      <w:proofErr w:type="spellEnd"/>
+      <w:r>
+        <w:t xml:space="preserve"> is defined using a Decorator.</w:t>
       </w:r>
       <w:r>
         <w:t xml:space="preserve"> </w:t>
@@ -1183,6 +1431,7 @@
           <w:lang w:eastAsia="en-IN"/>
           <w14:ligatures w14:val="none"/>
         </w:rPr>
+        <w:lastRenderedPageBreak/>
         <w:t>@</w:t>
       </w:r>
       <w:r>
@@ -1311,6 +1560,7 @@
         </w:rPr>
         <w:t xml:space="preserve">  </w:t>
       </w:r>
+      <w:proofErr w:type="spellStart"/>
       <w:r>
         <w:rPr>
           <w:rFonts w:ascii="Consolas" w:eastAsia="Times New Roman" w:hAnsi="Consolas" w:cs="Times New Roman"/>
@@ -1321,7 +1571,20 @@
           <w:lang w:eastAsia="en-IN"/>
           <w14:ligatures w14:val="none"/>
         </w:rPr>
-        <w:t>templateUrl:</w:t>
+        <w:t>templateUrl</w:t>
+      </w:r>
+      <w:proofErr w:type="spellEnd"/>
+      <w:r>
+        <w:rPr>
+          <w:rFonts w:ascii="Consolas" w:eastAsia="Times New Roman" w:hAnsi="Consolas" w:cs="Times New Roman"/>
+          <w:color w:val="9CDCFE"/>
+          <w:kern w:val="0"/>
+          <w:sz w:val="21"/>
+          <w:szCs w:val="21"/>
+          <w:lang w:eastAsia="en-IN"/>
+          <w14:ligatures w14:val="none"/>
+        </w:rPr>
+        <w:t>:</w:t>
       </w:r>
       <w:r>
         <w:rPr>
@@ -1386,6 +1649,7 @@
         </w:rPr>
         <w:t xml:space="preserve">  </w:t>
       </w:r>
+      <w:proofErr w:type="spellStart"/>
       <w:r>
         <w:rPr>
           <w:rFonts w:ascii="Consolas" w:eastAsia="Times New Roman" w:hAnsi="Consolas" w:cs="Times New Roman"/>
@@ -1396,7 +1660,20 @@
           <w:lang w:eastAsia="en-IN"/>
           <w14:ligatures w14:val="none"/>
         </w:rPr>
-        <w:t>styleUrls:</w:t>
+        <w:t>styleUrls</w:t>
+      </w:r>
+      <w:proofErr w:type="spellEnd"/>
+      <w:r>
+        <w:rPr>
+          <w:rFonts w:ascii="Consolas" w:eastAsia="Times New Roman" w:hAnsi="Consolas" w:cs="Times New Roman"/>
+          <w:color w:val="9CDCFE"/>
+          <w:kern w:val="0"/>
+          <w:sz w:val="21"/>
+          <w:szCs w:val="21"/>
+          <w:lang w:eastAsia="en-IN"/>
+          <w14:ligatures w14:val="none"/>
+        </w:rPr>
+        <w:t>:</w:t>
       </w:r>
       <w:r>
         <w:rPr>
@@ -1473,6 +1750,7 @@
       <w:r>
         <w:t xml:space="preserve">So , in the </w:t>
       </w:r>
+      <w:proofErr w:type="spellStart"/>
       <w:r>
         <w:rPr>
           <w:b/>
@@ -1480,6 +1758,7 @@
         </w:rPr>
         <w:t>app.module.ts</w:t>
       </w:r>
+      <w:proofErr w:type="spellEnd"/>
       <w:r>
         <w:t xml:space="preserve"> file</w:t>
       </w:r>
@@ -1518,7 +1797,7 @@
                     <pic:cNvPicPr/>
                   </pic:nvPicPr>
                   <pic:blipFill>
-                    <a:blip r:embed="rId13"/>
+                    <a:blip r:embed="rId15"/>
                     <a:stretch>
                       <a:fillRect/>
                     </a:stretch>
@@ -1546,6 +1825,7 @@
         <w:pStyle w:val="Heading1"/>
       </w:pPr>
       <w:r>
+        <w:lastRenderedPageBreak/>
         <w:t>The flow of Angular application</w:t>
       </w:r>
     </w:p>
@@ -1554,9 +1834,11 @@
       <w:pPr>
         <w:pStyle w:val="Heading2"/>
       </w:pPr>
+      <w:proofErr w:type="spellStart"/>
       <w:r>
         <w:t>main.ts</w:t>
       </w:r>
+      <w:proofErr w:type="spellEnd"/>
       <w:r>
         <w:t xml:space="preserve">  </w:t>
       </w:r>
@@ -1582,6 +1864,7 @@
       <w:r>
         <w:t xml:space="preserve">It kickstarts the </w:t>
       </w:r>
+      <w:proofErr w:type="spellStart"/>
       <w:r>
         <w:rPr>
           <w:b/>
@@ -1589,6 +1872,7 @@
         </w:rPr>
         <w:t>AppModule</w:t>
       </w:r>
+      <w:proofErr w:type="spellEnd"/>
       <w:r>
         <w:rPr>
           <w:b/>
@@ -1600,6 +1884,9 @@
     <w:p/>
     <w:p>
       <w:r>
+        <w:rPr>
+          <w:noProof/>
+        </w:rPr>
         <w:drawing>
           <wp:inline distT="0" distB="0" distL="0" distR="0" wp14:anchorId="7ADDDB6E" wp14:editId="639E89D9">
             <wp:extent cx="5731510" cy="1957070"/>
@@ -1616,7 +1903,7 @@
                     <pic:cNvPicPr/>
                   </pic:nvPicPr>
                   <pic:blipFill>
-                    <a:blip r:embed="rId14"/>
+                    <a:blip r:embed="rId16"/>
                     <a:stretch>
                       <a:fillRect/>
                     </a:stretch>
@@ -1642,9 +1929,11 @@
       <w:pPr>
         <w:pStyle w:val="Heading2"/>
       </w:pPr>
+      <w:proofErr w:type="spellStart"/>
       <w:r>
         <w:t>app.module.ts</w:t>
       </w:r>
+      <w:proofErr w:type="spellEnd"/>
     </w:p>
     <w:p>
       <w:pPr>
@@ -1656,12 +1945,15 @@
       <w:r>
         <w:t xml:space="preserve">Inside </w:t>
       </w:r>
+      <w:proofErr w:type="spellStart"/>
       <w:r>
         <w:t>AppModule</w:t>
       </w:r>
+      <w:proofErr w:type="spellEnd"/>
       <w:r>
         <w:t xml:space="preserve"> , we again kick start the </w:t>
       </w:r>
+      <w:proofErr w:type="spellStart"/>
       <w:r>
         <w:rPr>
           <w:b/>
@@ -1669,6 +1961,7 @@
         </w:rPr>
         <w:t>AppComponent</w:t>
       </w:r>
+      <w:proofErr w:type="spellEnd"/>
     </w:p>
     <w:p>
       <w:pPr>
@@ -1680,6 +1973,9 @@
     </w:p>
     <w:p>
       <w:r>
+        <w:rPr>
+          <w:noProof/>
+        </w:rPr>
         <w:drawing>
           <wp:inline distT="0" distB="0" distL="0" distR="0" wp14:anchorId="50A0E525" wp14:editId="4D8D0AA8">
             <wp:extent cx="5731510" cy="3304540"/>
@@ -1696,7 +1992,7 @@
                     <pic:cNvPicPr/>
                   </pic:nvPicPr>
                   <pic:blipFill>
-                    <a:blip r:embed="rId15"/>
+                    <a:blip r:embed="rId17"/>
                     <a:stretch>
                       <a:fillRect/>
                     </a:stretch>
@@ -1727,8 +2023,58 @@
 </w:document>
 </file>
 
+<file path=word/endnotes.xml><?xml version="1.0" encoding="utf-8"?>
+<w:endnotes xmlns:wpc="http://schemas.microsoft.com/office/word/2010/wordprocessingCanvas" xmlns:cx="http://schemas.microsoft.com/office/drawing/2014/chartex" xmlns:cx1="http://schemas.microsoft.com/office/drawing/2015/9/8/chartex" xmlns:cx2="http://schemas.microsoft.com/office/drawing/2015/10/21/chartex" xmlns:cx3="http://schemas.microsoft.com/office/drawing/2016/5/9/chartex" xmlns:cx4="http://schemas.microsoft.com/office/drawing/2016/5/10/chartex" xmlns:cx5="http://schemas.microsoft.com/office/drawing/2016/5/11/chartex" xmlns:cx6="http://schemas.microsoft.com/office/drawing/2016/5/12/chartex" xmlns:cx7="http://schemas.microsoft.com/office/drawing/2016/5/13/chartex" xmlns:cx8="http://schemas.microsoft.com/office/drawing/2016/5/14/chartex" xmlns:mc="http://schemas.openxmlformats.org/markup-compatibility/2006" xmlns:aink="http://schemas.microsoft.com/office/drawing/2016/ink" xmlns:am3d="http://schemas.microsoft.com/office/drawing/2017/model3d" xmlns:o="urn:schemas-microsoft-com:office:office" xmlns:oel="http://schemas.microsoft.com/office/2019/extlst" xmlns:r="http://schemas.openxmlformats.org/officeDocument/2006/relationships" xmlns:m="http://schemas.openxmlformats.org/officeDocument/2006/math" xmlns:v="urn:schemas-microsoft-com:vml" xmlns:wp14="http://schemas.microsoft.com/office/word/2010/wordprocessingDrawing" xmlns:wp="http://schemas.openxmlformats.org/drawingml/2006/wordprocessingDrawing" xmlns:w10="urn:schemas-microsoft-com:office:word" xmlns:w="http://schemas.openxmlformats.org/wordprocessingml/2006/main" xmlns:w14="http://schemas.microsoft.com/office/word/2010/wordml" xmlns:w15="http://schemas.microsoft.com/office/word/2012/wordml" xmlns:w16cex="http://schemas.microsoft.com/office/word/2018/wordml/cex" xmlns:w16cid="http://schemas.microsoft.com/office/word/2016/wordml/cid" xmlns:w16="http://schemas.microsoft.com/office/word/2018/wordml" xmlns:w16du="http://schemas.microsoft.com/office/word/2023/wordml/word16du" xmlns:w16sdtdh="http://schemas.microsoft.com/office/word/2020/wordml/sdtdatahash" xmlns:w16sdtfl="http://schemas.microsoft.com/office/word/2024/wordml/sdtformatlock" xmlns:w16se="http://schemas.microsoft.com/office/word/2015/wordml/symex" xmlns:wpg="http://schemas.microsoft.com/office/word/2010/wordprocessingGroup" xmlns:wpi="http://schemas.microsoft.com/office/word/2010/wordprocessingInk" xmlns:wne="http://schemas.microsoft.com/office/word/2006/wordml" xmlns:wps="http://schemas.microsoft.com/office/word/2010/wordprocessingShape" mc:Ignorable="w14 w15 w16se w16cid w16 w16cex w16sdtdh w16sdtfl w16du wp14">
+  <w:endnote w:type="separator" w:id="-1">
+    <w:p>
+      <w:pPr>
+        <w:spacing w:after="0" w:line="240" w:lineRule="auto"/>
+      </w:pPr>
+      <w:r>
+        <w:separator/>
+      </w:r>
+    </w:p>
+  </w:endnote>
+  <w:endnote w:type="continuationSeparator" w:id="0">
+    <w:p>
+      <w:pPr>
+        <w:spacing w:after="0" w:line="240" w:lineRule="auto"/>
+      </w:pPr>
+      <w:r>
+        <w:continuationSeparator/>
+      </w:r>
+    </w:p>
+  </w:endnote>
+</w:endnotes>
+</file>
+
+<file path=word/footnotes.xml><?xml version="1.0" encoding="utf-8"?>
+<w:footnotes xmlns:wpc="http://schemas.microsoft.com/office/word/2010/wordprocessingCanvas" xmlns:cx="http://schemas.microsoft.com/office/drawing/2014/chartex" xmlns:cx1="http://schemas.microsoft.com/office/drawing/2015/9/8/chartex" xmlns:cx2="http://schemas.microsoft.com/office/drawing/2015/10/21/chartex" xmlns:cx3="http://schemas.microsoft.com/office/drawing/2016/5/9/chartex" xmlns:cx4="http://schemas.microsoft.com/office/drawing/2016/5/10/chartex" xmlns:cx5="http://schemas.microsoft.com/office/drawing/2016/5/11/chartex" xmlns:cx6="http://schemas.microsoft.com/office/drawing/2016/5/12/chartex" xmlns:cx7="http://schemas.microsoft.com/office/drawing/2016/5/13/chartex" xmlns:cx8="http://schemas.microsoft.com/office/drawing/2016/5/14/chartex" xmlns:mc="http://schemas.openxmlformats.org/markup-compatibility/2006" xmlns:aink="http://schemas.microsoft.com/office/drawing/2016/ink" xmlns:am3d="http://schemas.microsoft.com/office/drawing/2017/model3d" xmlns:o="urn:schemas-microsoft-com:office:office" xmlns:oel="http://schemas.microsoft.com/office/2019/extlst" xmlns:r="http://schemas.openxmlformats.org/officeDocument/2006/relationships" xmlns:m="http://schemas.openxmlformats.org/officeDocument/2006/math" xmlns:v="urn:schemas-microsoft-com:vml" xmlns:wp14="http://schemas.microsoft.com/office/word/2010/wordprocessingDrawing" xmlns:wp="http://schemas.openxmlformats.org/drawingml/2006/wordprocessingDrawing" xmlns:w10="urn:schemas-microsoft-com:office:word" xmlns:w="http://schemas.openxmlformats.org/wordprocessingml/2006/main" xmlns:w14="http://schemas.microsoft.com/office/word/2010/wordml" xmlns:w15="http://schemas.microsoft.com/office/word/2012/wordml" xmlns:w16cex="http://schemas.microsoft.com/office/word/2018/wordml/cex" xmlns:w16cid="http://schemas.microsoft.com/office/word/2016/wordml/cid" xmlns:w16="http://schemas.microsoft.com/office/word/2018/wordml" xmlns:w16du="http://schemas.microsoft.com/office/word/2023/wordml/word16du" xmlns:w16sdtdh="http://schemas.microsoft.com/office/word/2020/wordml/sdtdatahash" xmlns:w16sdtfl="http://schemas.microsoft.com/office/word/2024/wordml/sdtformatlock" xmlns:w16se="http://schemas.microsoft.com/office/word/2015/wordml/symex" xmlns:wpg="http://schemas.microsoft.com/office/word/2010/wordprocessingGroup" xmlns:wpi="http://schemas.microsoft.com/office/word/2010/wordprocessingInk" xmlns:wne="http://schemas.microsoft.com/office/word/2006/wordml" xmlns:wps="http://schemas.microsoft.com/office/word/2010/wordprocessingShape" mc:Ignorable="w14 w15 w16se w16cid w16 w16cex w16sdtdh w16sdtfl w16du wp14">
+  <w:footnote w:type="separator" w:id="-1">
+    <w:p>
+      <w:pPr>
+        <w:spacing w:after="0" w:line="240" w:lineRule="auto"/>
+      </w:pPr>
+      <w:r>
+        <w:separator/>
+      </w:r>
+    </w:p>
+  </w:footnote>
+  <w:footnote w:type="continuationSeparator" w:id="0">
+    <w:p>
+      <w:pPr>
+        <w:spacing w:after="0" w:line="240" w:lineRule="auto"/>
+      </w:pPr>
+      <w:r>
+        <w:continuationSeparator/>
+      </w:r>
+    </w:p>
+  </w:footnote>
+</w:footnotes>
+</file>
+
 <file path=word/numbering.xml><?xml version="1.0" encoding="utf-8"?>
-<w:numbering xmlns:wpc="http://schemas.microsoft.com/office/word/2010/wordprocessingCanvas" xmlns:cx="http://schemas.microsoft.com/office/drawing/2014/chartex" xmlns:cx1="http://schemas.microsoft.com/office/drawing/2015/9/8/chartex" xmlns:cx2="http://schemas.microsoft.com/office/drawing/2015/10/21/chartex" xmlns:cx3="http://schemas.microsoft.com/office/drawing/2016/5/9/chartex" xmlns:cx4="http://schemas.microsoft.com/office/drawing/2016/5/10/chartex" xmlns:cx5="http://schemas.microsoft.com/office/drawing/2016/5/11/chartex" xmlns:cx6="http://schemas.microsoft.com/office/drawing/2016/5/12/chartex" xmlns:cx7="http://schemas.microsoft.com/office/drawing/2016/5/13/chartex" xmlns:cx8="http://schemas.microsoft.com/office/drawing/2016/5/14/chartex" xmlns:mc="http://schemas.openxmlformats.org/markup-compatibility/2006" xmlns:aink="http://schemas.microsoft.com/office/drawing/2016/ink" xmlns:am3d="http://schemas.microsoft.com/office/drawing/2017/model3d" xmlns:o="urn:schemas-microsoft-com:office:office" xmlns:oel="http://schemas.microsoft.com/office/2019/extlst" xmlns:r="http://schemas.openxmlformats.org/officeDocument/2006/relationships" xmlns:m="http://schemas.openxmlformats.org/officeDocument/2006/math" xmlns:v="urn:schemas-microsoft-com:vml" xmlns:wp14="http://schemas.microsoft.com/office/word/2010/wordprocessingDrawing" xmlns:wp="http://schemas.openxmlformats.org/drawingml/2006/wordprocessingDrawing" xmlns:w10="urn:schemas-microsoft-com:office:word" xmlns:w="http://schemas.openxmlformats.org/wordprocessingml/2006/main" xmlns:w14="http://schemas.microsoft.com/office/word/2010/wordml" xmlns:w15="http://schemas.microsoft.com/office/word/2012/wordml" xmlns:w16cex="http://schemas.microsoft.com/office/word/2018/wordml/cex" xmlns:w16cid="http://schemas.microsoft.com/office/word/2016/wordml/cid" xmlns:w16="http://schemas.microsoft.com/office/word/2018/wordml" xmlns:w16sdtdh="http://schemas.microsoft.com/office/word/2020/wordml/sdtdatahash" xmlns:w16se="http://schemas.microsoft.com/office/word/2015/wordml/symex" xmlns:wpg="http://schemas.microsoft.com/office/word/2010/wordprocessingGroup" xmlns:wpi="http://schemas.microsoft.com/office/word/2010/wordprocessingInk" xmlns:wne="http://schemas.microsoft.com/office/word/2006/wordml" xmlns:wps="http://schemas.microsoft.com/office/word/2010/wordprocessingShape" mc:Ignorable="w14 w15 w16se w16cid w16 w16cex w16sdtdh wp14">
+<w:numbering xmlns:wpc="http://schemas.microsoft.com/office/word/2010/wordprocessingCanvas" xmlns:cx="http://schemas.microsoft.com/office/drawing/2014/chartex" xmlns:cx1="http://schemas.microsoft.com/office/drawing/2015/9/8/chartex" xmlns:cx2="http://schemas.microsoft.com/office/drawing/2015/10/21/chartex" xmlns:cx3="http://schemas.microsoft.com/office/drawing/2016/5/9/chartex" xmlns:cx4="http://schemas.microsoft.com/office/drawing/2016/5/10/chartex" xmlns:cx5="http://schemas.microsoft.com/office/drawing/2016/5/11/chartex" xmlns:cx6="http://schemas.microsoft.com/office/drawing/2016/5/12/chartex" xmlns:cx7="http://schemas.microsoft.com/office/drawing/2016/5/13/chartex" xmlns:cx8="http://schemas.microsoft.com/office/drawing/2016/5/14/chartex" xmlns:mc="http://schemas.openxmlformats.org/markup-compatibility/2006" xmlns:aink="http://schemas.microsoft.com/office/drawing/2016/ink" xmlns:am3d="http://schemas.microsoft.com/office/drawing/2017/model3d" xmlns:o="urn:schemas-microsoft-com:office:office" xmlns:oel="http://schemas.microsoft.com/office/2019/extlst" xmlns:r="http://schemas.openxmlformats.org/officeDocument/2006/relationships" xmlns:m="http://schemas.openxmlformats.org/officeDocument/2006/math" xmlns:v="urn:schemas-microsoft-com:vml" xmlns:wp14="http://schemas.microsoft.com/office/word/2010/wordprocessingDrawing" xmlns:wp="http://schemas.openxmlformats.org/drawingml/2006/wordprocessingDrawing" xmlns:w10="urn:schemas-microsoft-com:office:word" xmlns:w="http://schemas.openxmlformats.org/wordprocessingml/2006/main" xmlns:w14="http://schemas.microsoft.com/office/word/2010/wordml" xmlns:w15="http://schemas.microsoft.com/office/word/2012/wordml" xmlns:w16cex="http://schemas.microsoft.com/office/word/2018/wordml/cex" xmlns:w16cid="http://schemas.microsoft.com/office/word/2016/wordml/cid" xmlns:w16="http://schemas.microsoft.com/office/word/2018/wordml" xmlns:w16du="http://schemas.microsoft.com/office/word/2023/wordml/word16du" xmlns:w16sdtdh="http://schemas.microsoft.com/office/word/2020/wordml/sdtdatahash" xmlns:w16sdtfl="http://schemas.microsoft.com/office/word/2024/wordml/sdtformatlock" xmlns:w16se="http://schemas.microsoft.com/office/word/2015/wordml/symex" xmlns:wpg="http://schemas.microsoft.com/office/word/2010/wordprocessingGroup" xmlns:wpi="http://schemas.microsoft.com/office/word/2010/wordprocessingInk" xmlns:wne="http://schemas.microsoft.com/office/word/2006/wordml" xmlns:wps="http://schemas.microsoft.com/office/word/2010/wordprocessingShape" mc:Ignorable="w14 w15 w16se w16cid w16 w16cex w16sdtdh w16sdtfl w16du wp14">
   <w:abstractNum w:abstractNumId="0" w15:restartNumberingAfterBreak="0">
     <w:nsid w:val="6843106D"/>
     <w:multiLevelType w:val="hybridMultilevel"/>
@@ -1969,7 +2315,7 @@
 </file>
 
 <file path=word/styles.xml><?xml version="1.0" encoding="utf-8"?>
-<w:styles xmlns:mc="http://schemas.openxmlformats.org/markup-compatibility/2006" xmlns:r="http://schemas.openxmlformats.org/officeDocument/2006/relationships" xmlns:w="http://schemas.openxmlformats.org/wordprocessingml/2006/main" xmlns:w14="http://schemas.microsoft.com/office/word/2010/wordml" xmlns:w15="http://schemas.microsoft.com/office/word/2012/wordml" xmlns:w16cex="http://schemas.microsoft.com/office/word/2018/wordml/cex" xmlns:w16cid="http://schemas.microsoft.com/office/word/2016/wordml/cid" xmlns:w16="http://schemas.microsoft.com/office/word/2018/wordml" xmlns:w16sdtdh="http://schemas.microsoft.com/office/word/2020/wordml/sdtdatahash" xmlns:w16se="http://schemas.microsoft.com/office/word/2015/wordml/symex" mc:Ignorable="w14 w15 w16se w16cid w16 w16cex w16sdtdh">
+<w:styles xmlns:mc="http://schemas.openxmlformats.org/markup-compatibility/2006" xmlns:r="http://schemas.openxmlformats.org/officeDocument/2006/relationships" xmlns:w="http://schemas.openxmlformats.org/wordprocessingml/2006/main" xmlns:w14="http://schemas.microsoft.com/office/word/2010/wordml" xmlns:w15="http://schemas.microsoft.com/office/word/2012/wordml" xmlns:w16cex="http://schemas.microsoft.com/office/word/2018/wordml/cex" xmlns:w16cid="http://schemas.microsoft.com/office/word/2016/wordml/cid" xmlns:w16="http://schemas.microsoft.com/office/word/2018/wordml" xmlns:w16du="http://schemas.microsoft.com/office/word/2023/wordml/word16du" xmlns:w16sdtdh="http://schemas.microsoft.com/office/word/2020/wordml/sdtdatahash" xmlns:w16sdtfl="http://schemas.microsoft.com/office/word/2024/wordml/sdtformatlock" xmlns:w16se="http://schemas.microsoft.com/office/word/2015/wordml/symex" mc:Ignorable="w14 w15 w16se w16cid w16 w16cex w16sdtdh w16sdtfl w16du">
   <w:docDefaults>
     <w:rPrDefault>
       <w:rPr>
@@ -2477,6 +2823,50 @@
       <w:contextualSpacing/>
     </w:pPr>
   </w:style>
+  <w:style w:type="paragraph" w:styleId="Header">
+    <w:name w:val="header"/>
+    <w:basedOn w:val="Normal"/>
+    <w:link w:val="HeaderChar"/>
+    <w:uiPriority w:val="99"/>
+    <w:unhideWhenUsed/>
+    <w:rsid w:val="00D31212"/>
+    <w:pPr>
+      <w:tabs>
+        <w:tab w:val="center" w:pos="4680"/>
+        <w:tab w:val="right" w:pos="9360"/>
+      </w:tabs>
+      <w:spacing w:after="0" w:line="240" w:lineRule="auto"/>
+    </w:pPr>
+  </w:style>
+  <w:style w:type="character" w:customStyle="1" w:styleId="HeaderChar">
+    <w:name w:val="Header Char"/>
+    <w:basedOn w:val="DefaultParagraphFont"/>
+    <w:link w:val="Header"/>
+    <w:uiPriority w:val="99"/>
+    <w:rsid w:val="00D31212"/>
+  </w:style>
+  <w:style w:type="paragraph" w:styleId="Footer">
+    <w:name w:val="footer"/>
+    <w:basedOn w:val="Normal"/>
+    <w:link w:val="FooterChar"/>
+    <w:uiPriority w:val="99"/>
+    <w:unhideWhenUsed/>
+    <w:rsid w:val="00D31212"/>
+    <w:pPr>
+      <w:tabs>
+        <w:tab w:val="center" w:pos="4680"/>
+        <w:tab w:val="right" w:pos="9360"/>
+      </w:tabs>
+      <w:spacing w:after="0" w:line="240" w:lineRule="auto"/>
+    </w:pPr>
+  </w:style>
+  <w:style w:type="character" w:customStyle="1" w:styleId="FooterChar">
+    <w:name w:val="Footer Char"/>
+    <w:basedOn w:val="DefaultParagraphFont"/>
+    <w:link w:val="Footer"/>
+    <w:uiPriority w:val="99"/>
+    <w:rsid w:val="00D31212"/>
+  </w:style>
 </w:styles>
 </file>
 
@@ -2773,4 +3163,10 @@
     </a:ext>
   </a:extLst>
 </a:theme>
+</file>
+
+<file path=docMetadata/LabelInfo.xml><?xml version="1.0" encoding="utf-8"?>
+<clbl:labelList xmlns:clbl="http://schemas.microsoft.com/office/2020/mipLabelMetadata">
+  <clbl:label id="{6f6b1f18-f556-4b39-a158-6b6d47ff40df}" enabled="1" method="Standard" siteId="{f5d3bd9c-a8c2-4efc-9493-ddf2d4b42f17}" contentBits="0" removed="0"/>
+</clbl:labelList>
 </file>